--- a/docs/proposals/pyvar-local-package-proposal.docx
+++ b/docs/proposals/pyvar-local-package-proposal.docx
@@ -1031,7 +1031,7 @@
           <w:sz w:val="21"/>
           <w:szCs w:val="21"/>
         </w:rPr>
-        <w:t xml:space="preserve">The single biggest risk to a local package's credibility is drift — a local install quietly falling behind the hosted engine's bug fixes and regulatory-formula corrections. Mitigations:</w:t>
+        <w:t xml:space="preserve">The single biggest risk to a local package's credibility is drift — a local install quietly falling behind the hosted engine's defect fixes and regulatory-formula corrections. Mitigations:</w:t>
       </w:r>
     </w:p>
     <w:p>
